--- a/documento examen final.docx
+++ b/documento examen final.docx
@@ -4,17 +4,439 @@
   <w:body>
     <w:p>
       <w:pPr>
+        <w:jc w:val="center"/>
+        <w:rPr>
+          <w:rFonts w:ascii="Arial" w:hAnsi="Arial" w:cs="Arial"/>
+          <w:b/>
+          <w:bCs/>
+          <w:sz w:val="30"/>
+          <w:szCs w:val="30"/>
+          <w:lang w:val="es-CO"/>
+        </w:rPr>
+      </w:pPr>
+      <w:bookmarkStart w:id="0" w:name="_Toc224291433"/>
+      <w:r>
+        <w:rPr>
+          <w:rFonts w:ascii="Arial" w:hAnsi="Arial" w:cs="Arial"/>
+          <w:b/>
+          <w:bCs/>
+          <w:sz w:val="30"/>
+          <w:szCs w:val="30"/>
+          <w:lang w:val="es-CO"/>
+        </w:rPr>
+        <w:t>SERVICIO NACIONAL DE APRENDIZAJE – SEN</w:t>
+      </w:r>
+      <w:r>
+        <w:rPr>
+          <w:rFonts w:ascii="Arial" w:hAnsi="Arial" w:cs="Arial"/>
+          <w:b/>
+          <w:bCs/>
+          <w:sz w:val="30"/>
+          <w:szCs w:val="30"/>
+          <w:lang w:val="es-CO"/>
+        </w:rPr>
+        <w:t>A</w:t>
+      </w:r>
+    </w:p>
+    <w:p>
+      <w:pPr>
+        <w:jc w:val="center"/>
+        <w:rPr>
+          <w:rFonts w:ascii="Arial" w:hAnsi="Arial" w:cs="Arial"/>
+          <w:sz w:val="30"/>
+          <w:szCs w:val="30"/>
+          <w:lang w:val="es-CO"/>
+        </w:rPr>
+      </w:pPr>
+    </w:p>
+    <w:p>
+      <w:pPr>
+        <w:jc w:val="center"/>
+        <w:rPr>
+          <w:rFonts w:ascii="Arial" w:hAnsi="Arial" w:cs="Arial"/>
+          <w:sz w:val="30"/>
+          <w:szCs w:val="30"/>
+          <w:lang w:val="es-CO"/>
+        </w:rPr>
+      </w:pPr>
+      <w:r>
+        <w:rPr>
+          <w:rFonts w:ascii="Arial" w:hAnsi="Arial" w:cs="Arial"/>
+          <w:sz w:val="30"/>
+          <w:szCs w:val="30"/>
+          <w:lang w:val="es-CO"/>
+        </w:rPr>
+        <w:br/>
+      </w:r>
+      <w:r>
+        <w:rPr>
+          <w:rFonts w:ascii="Arial" w:hAnsi="Arial" w:cs="Arial"/>
+          <w:b/>
+          <w:bCs/>
+          <w:sz w:val="30"/>
+          <w:szCs w:val="30"/>
+          <w:lang w:val="es-CO"/>
+        </w:rPr>
+        <w:t>Centro de Formación:</w:t>
+      </w:r>
+      <w:r>
+        <w:rPr>
+          <w:rFonts w:ascii="Arial" w:hAnsi="Arial" w:cs="Arial"/>
+          <w:sz w:val="30"/>
+          <w:szCs w:val="30"/>
+          <w:lang w:val="es-CO"/>
+        </w:rPr>
+        <w:t xml:space="preserve"> </w:t>
+      </w:r>
+      <w:r>
+        <w:rPr>
+          <w:rFonts w:ascii="Arial" w:hAnsi="Arial" w:cs="Arial"/>
+          <w:sz w:val="30"/>
+          <w:szCs w:val="30"/>
+          <w:lang w:val="es-CO"/>
+        </w:rPr>
+        <w:t>Centro de diseño y metrología</w:t>
+      </w:r>
+    </w:p>
+    <w:p>
+      <w:pPr>
+        <w:jc w:val="center"/>
+        <w:rPr>
+          <w:rFonts w:ascii="Arial" w:hAnsi="Arial" w:cs="Arial"/>
+          <w:sz w:val="30"/>
+          <w:szCs w:val="30"/>
+          <w:lang w:val="es-CO"/>
+        </w:rPr>
+      </w:pPr>
+    </w:p>
+    <w:p>
+      <w:pPr>
+        <w:jc w:val="center"/>
+        <w:rPr>
+          <w:rFonts w:ascii="Arial" w:hAnsi="Arial" w:cs="Arial"/>
+          <w:sz w:val="30"/>
+          <w:szCs w:val="30"/>
+          <w:lang w:val="es-CO"/>
+        </w:rPr>
+      </w:pPr>
+    </w:p>
+    <w:p>
+      <w:pPr>
+        <w:jc w:val="center"/>
+        <w:rPr>
+          <w:rFonts w:ascii="Arial" w:hAnsi="Arial" w:cs="Arial"/>
+          <w:sz w:val="30"/>
+          <w:szCs w:val="30"/>
+          <w:lang w:val="es-CO"/>
+        </w:rPr>
+      </w:pPr>
+      <w:r>
+        <w:rPr>
+          <w:rFonts w:ascii="Arial" w:hAnsi="Arial" w:cs="Arial"/>
+          <w:b/>
+          <w:bCs/>
+          <w:sz w:val="30"/>
+          <w:szCs w:val="30"/>
+          <w:lang w:val="es-CO"/>
+        </w:rPr>
+        <w:t>Programa de Formación:</w:t>
+      </w:r>
+      <w:r>
+        <w:rPr>
+          <w:rFonts w:ascii="Arial" w:hAnsi="Arial" w:cs="Arial"/>
+          <w:sz w:val="30"/>
+          <w:szCs w:val="30"/>
+          <w:lang w:val="es-CO"/>
+        </w:rPr>
+        <w:br/>
+      </w:r>
+      <w:r>
+        <w:rPr>
+          <w:rFonts w:ascii="Arial" w:hAnsi="Arial" w:cs="Arial"/>
+          <w:sz w:val="30"/>
+          <w:szCs w:val="30"/>
+          <w:lang w:val="es-CO"/>
+        </w:rPr>
+        <w:t>Programación de software</w:t>
+      </w:r>
+    </w:p>
+    <w:p>
+      <w:pPr>
+        <w:jc w:val="center"/>
+        <w:rPr>
+          <w:rFonts w:ascii="Arial" w:hAnsi="Arial" w:cs="Arial"/>
+          <w:sz w:val="30"/>
+          <w:szCs w:val="30"/>
+          <w:lang w:val="es-CO"/>
+        </w:rPr>
+      </w:pPr>
+    </w:p>
+    <w:p>
+      <w:pPr>
+        <w:jc w:val="center"/>
+        <w:rPr>
+          <w:rFonts w:ascii="Arial" w:hAnsi="Arial" w:cs="Arial"/>
+          <w:sz w:val="30"/>
+          <w:szCs w:val="30"/>
+          <w:lang w:val="es-CO"/>
+        </w:rPr>
+      </w:pPr>
+    </w:p>
+    <w:p>
+      <w:pPr>
+        <w:jc w:val="center"/>
+        <w:rPr>
+          <w:rFonts w:ascii="Arial" w:hAnsi="Arial" w:cs="Arial"/>
+          <w:sz w:val="30"/>
+          <w:szCs w:val="30"/>
+          <w:lang w:val="es-CO"/>
+        </w:rPr>
+      </w:pPr>
+      <w:r>
+        <w:rPr>
+          <w:rFonts w:ascii="Arial" w:hAnsi="Arial" w:cs="Arial"/>
+          <w:b/>
+          <w:bCs/>
+          <w:sz w:val="30"/>
+          <w:szCs w:val="30"/>
+          <w:lang w:val="es-CO"/>
+        </w:rPr>
+        <w:t>Ficha:</w:t>
+      </w:r>
+      <w:r>
+        <w:rPr>
+          <w:rFonts w:ascii="Arial" w:hAnsi="Arial" w:cs="Arial"/>
+          <w:sz w:val="30"/>
+          <w:szCs w:val="30"/>
+          <w:lang w:val="es-CO"/>
+        </w:rPr>
+        <w:br/>
+      </w:r>
+      <w:r>
+        <w:rPr>
+          <w:rFonts w:ascii="Arial" w:hAnsi="Arial" w:cs="Arial"/>
+          <w:sz w:val="30"/>
+          <w:szCs w:val="30"/>
+          <w:lang w:val="es-CO"/>
+        </w:rPr>
+        <w:t>Ficha:331623</w:t>
+      </w:r>
+    </w:p>
+    <w:p>
+      <w:pPr>
+        <w:jc w:val="center"/>
+        <w:rPr>
+          <w:rFonts w:ascii="Arial" w:hAnsi="Arial" w:cs="Arial"/>
+          <w:sz w:val="30"/>
+          <w:szCs w:val="30"/>
+          <w:lang w:val="es-CO"/>
+        </w:rPr>
+      </w:pPr>
+    </w:p>
+    <w:p>
+      <w:pPr>
+        <w:jc w:val="center"/>
+        <w:rPr>
+          <w:rFonts w:ascii="Arial" w:hAnsi="Arial" w:cs="Arial"/>
+          <w:sz w:val="30"/>
+          <w:szCs w:val="30"/>
+          <w:lang w:val="es-CO"/>
+        </w:rPr>
+      </w:pPr>
+    </w:p>
+    <w:p>
+      <w:pPr>
+        <w:jc w:val="center"/>
+        <w:rPr>
+          <w:rFonts w:ascii="Arial" w:hAnsi="Arial" w:cs="Arial"/>
+          <w:sz w:val="30"/>
+          <w:szCs w:val="30"/>
+          <w:lang w:val="es-CO"/>
+        </w:rPr>
+      </w:pPr>
+      <w:r>
+        <w:rPr>
+          <w:rFonts w:ascii="Arial" w:hAnsi="Arial" w:cs="Arial"/>
+          <w:b/>
+          <w:bCs/>
+          <w:sz w:val="30"/>
+          <w:szCs w:val="30"/>
+          <w:lang w:val="es-CO"/>
+        </w:rPr>
+        <w:t>Instructor:</w:t>
+      </w:r>
+      <w:r>
+        <w:rPr>
+          <w:rFonts w:ascii="Arial" w:hAnsi="Arial" w:cs="Arial"/>
+          <w:sz w:val="30"/>
+          <w:szCs w:val="30"/>
+          <w:lang w:val="es-CO"/>
+        </w:rPr>
+        <w:br/>
+      </w:r>
+      <w:r>
+        <w:rPr>
+          <w:rFonts w:ascii="Arial" w:hAnsi="Arial" w:cs="Arial"/>
+          <w:sz w:val="30"/>
+          <w:szCs w:val="30"/>
+          <w:lang w:val="es-CO"/>
+        </w:rPr>
+        <w:t>David Leonardo Cabezas Villamil</w:t>
+      </w:r>
+    </w:p>
+    <w:p>
+      <w:pPr>
+        <w:jc w:val="center"/>
+        <w:rPr>
+          <w:rFonts w:ascii="Arial" w:hAnsi="Arial" w:cs="Arial"/>
+          <w:sz w:val="30"/>
+          <w:szCs w:val="30"/>
+          <w:lang w:val="es-CO"/>
+        </w:rPr>
+      </w:pPr>
+    </w:p>
+    <w:p>
+      <w:pPr>
+        <w:jc w:val="center"/>
+        <w:rPr>
+          <w:rFonts w:ascii="Arial" w:hAnsi="Arial" w:cs="Arial"/>
+          <w:sz w:val="30"/>
+          <w:szCs w:val="30"/>
+          <w:lang w:val="es-CO"/>
+        </w:rPr>
+      </w:pPr>
+    </w:p>
+    <w:p>
+      <w:pPr>
+        <w:jc w:val="center"/>
+        <w:rPr>
+          <w:rFonts w:ascii="Arial" w:hAnsi="Arial" w:cs="Arial"/>
+          <w:sz w:val="30"/>
+          <w:szCs w:val="30"/>
+          <w:lang w:val="es-CO"/>
+        </w:rPr>
+      </w:pPr>
+      <w:r>
+        <w:rPr>
+          <w:rFonts w:ascii="Arial" w:hAnsi="Arial" w:cs="Arial"/>
+          <w:b/>
+          <w:bCs/>
+          <w:sz w:val="30"/>
+          <w:szCs w:val="30"/>
+          <w:lang w:val="es-CO"/>
+        </w:rPr>
+        <w:t>Aprendiz:</w:t>
+      </w:r>
+      <w:r>
+        <w:rPr>
+          <w:rFonts w:ascii="Arial" w:hAnsi="Arial" w:cs="Arial"/>
+          <w:sz w:val="30"/>
+          <w:szCs w:val="30"/>
+          <w:lang w:val="es-CO"/>
+        </w:rPr>
+        <w:br/>
+        <w:t>Cristian Escoba</w:t>
+      </w:r>
+      <w:r>
+        <w:rPr>
+          <w:rFonts w:ascii="Arial" w:hAnsi="Arial" w:cs="Arial"/>
+          <w:sz w:val="30"/>
+          <w:szCs w:val="30"/>
+          <w:lang w:val="es-CO"/>
+        </w:rPr>
+        <w:t>r</w:t>
+      </w:r>
+    </w:p>
+    <w:p>
+      <w:pPr>
+        <w:jc w:val="center"/>
+        <w:rPr>
+          <w:rFonts w:ascii="Arial" w:hAnsi="Arial" w:cs="Arial"/>
+          <w:sz w:val="30"/>
+          <w:szCs w:val="30"/>
+          <w:lang w:val="es-CO"/>
+        </w:rPr>
+      </w:pPr>
+    </w:p>
+    <w:p>
+      <w:pPr>
+        <w:jc w:val="center"/>
+        <w:rPr>
+          <w:rFonts w:ascii="Arial" w:hAnsi="Arial" w:cs="Arial"/>
+          <w:sz w:val="30"/>
+          <w:szCs w:val="30"/>
+          <w:lang w:val="es-CO"/>
+        </w:rPr>
+      </w:pPr>
+    </w:p>
+    <w:p>
+      <w:pPr>
+        <w:jc w:val="center"/>
+        <w:rPr>
+          <w:rFonts w:ascii="Arial" w:hAnsi="Arial" w:cs="Arial"/>
+          <w:sz w:val="30"/>
+          <w:szCs w:val="30"/>
+          <w:lang w:val="es-CO"/>
+        </w:rPr>
+      </w:pPr>
+      <w:r>
+        <w:rPr>
+          <w:rFonts w:ascii="Arial" w:hAnsi="Arial" w:cs="Arial"/>
+          <w:b/>
+          <w:bCs/>
+          <w:sz w:val="30"/>
+          <w:szCs w:val="30"/>
+          <w:lang w:val="es-CO"/>
+        </w:rPr>
+        <w:t>Ciudad:</w:t>
+      </w:r>
+      <w:r>
+        <w:rPr>
+          <w:rFonts w:ascii="Arial" w:hAnsi="Arial" w:cs="Arial"/>
+          <w:sz w:val="30"/>
+          <w:szCs w:val="30"/>
+          <w:lang w:val="es-CO"/>
+        </w:rPr>
+        <w:br/>
+      </w:r>
+      <w:proofErr w:type="spellStart"/>
+      <w:r>
+        <w:rPr>
+          <w:rFonts w:ascii="Arial" w:hAnsi="Arial" w:cs="Arial"/>
+          <w:sz w:val="30"/>
+          <w:szCs w:val="30"/>
+          <w:lang w:val="es-CO"/>
+        </w:rPr>
+        <w:t>Bogota</w:t>
+      </w:r>
+      <w:proofErr w:type="spellEnd"/>
+    </w:p>
+    <w:p>
+      <w:pPr>
         <w:pStyle w:val="Ttulo"/>
       </w:pPr>
       <w:r>
-        <w:t>Sistema de Notas Académicas</w:t>
+        <w:lastRenderedPageBreak/>
+        <w:t xml:space="preserve">Sistema de </w:t>
       </w:r>
+      <w:proofErr w:type="spellStart"/>
+      <w:r>
+        <w:t>Notas</w:t>
+      </w:r>
+      <w:proofErr w:type="spellEnd"/>
+      <w:r>
+        <w:t xml:space="preserve"> </w:t>
+      </w:r>
+      <w:proofErr w:type="spellStart"/>
+      <w:r>
+        <w:t>Académicas</w:t>
+      </w:r>
+      <w:proofErr w:type="spellEnd"/>
     </w:p>
     <w:p>
       <w:pPr>
         <w:pStyle w:val="Ttulo1"/>
       </w:pPr>
-      <w:bookmarkStart w:id="0" w:name="_Toc224291433"/>
       <w:proofErr w:type="spellStart"/>
       <w:r>
         <w:t>Tabla</w:t>
@@ -23,16 +445,22 @@
       <w:r>
         <w:t xml:space="preserve"> de </w:t>
       </w:r>
+      <w:bookmarkEnd w:id="0"/>
       <w:proofErr w:type="spellStart"/>
       <w:r>
         <w:t>Contenido</w:t>
       </w:r>
-      <w:bookmarkEnd w:id="0"/>
       <w:proofErr w:type="spellEnd"/>
     </w:p>
     <w:sdt>
       <w:sdtPr>
         <w:rPr>
+          <w:rFonts w:asciiTheme="minorHAnsi" w:eastAsiaTheme="minorEastAsia" w:hAnsiTheme="minorHAnsi" w:cstheme="minorBidi"/>
+          <w:b w:val="0"/>
+          <w:bCs w:val="0"/>
+          <w:color w:val="auto"/>
+          <w:sz w:val="22"/>
+          <w:szCs w:val="22"/>
           <w:lang w:val="es-ES"/>
         </w:rPr>
         <w:id w:val="-401832036"/>
@@ -41,14 +469,6 @@
           <w:docPartUnique/>
         </w:docPartObj>
       </w:sdtPr>
-      <w:sdtEndPr>
-        <w:rPr>
-          <w:rFonts w:asciiTheme="minorHAnsi" w:eastAsiaTheme="minorEastAsia" w:hAnsiTheme="minorHAnsi" w:cstheme="minorBidi"/>
-          <w:color w:val="auto"/>
-          <w:sz w:val="22"/>
-          <w:szCs w:val="22"/>
-        </w:rPr>
-      </w:sdtEndPr>
       <w:sdtContent>
         <w:p>
           <w:pPr>
@@ -1041,7 +1461,10 @@
           </w:tcPr>
           <w:p>
             <w:r>
-              <w:t>int</w:t>
+              <w:t>I</w:t>
+            </w:r>
+            <w:r>
+              <w:t>nt</w:t>
             </w:r>
           </w:p>
         </w:tc>
@@ -1073,7 +1496,10 @@
           </w:tcPr>
           <w:p>
             <w:r>
-              <w:t>string</w:t>
+              <w:t>S</w:t>
+            </w:r>
+            <w:r>
+              <w:t>tring</w:t>
             </w:r>
           </w:p>
         </w:tc>
@@ -1105,7 +1531,10 @@
           </w:tcPr>
           <w:p>
             <w:r>
-              <w:t>float</w:t>
+              <w:t>F</w:t>
+            </w:r>
+            <w:r>
+              <w:t>loat</w:t>
             </w:r>
           </w:p>
         </w:tc>
@@ -1137,7 +1566,10 @@
           </w:tcPr>
           <w:p>
             <w:r>
-              <w:t>float</w:t>
+              <w:t>F</w:t>
+            </w:r>
+            <w:r>
+              <w:t>loat</w:t>
             </w:r>
           </w:p>
         </w:tc>
@@ -1169,7 +1601,10 @@
           </w:tcPr>
           <w:p>
             <w:r>
-              <w:t>float</w:t>
+              <w:t>F</w:t>
+            </w:r>
+            <w:r>
+              <w:t>loat</w:t>
             </w:r>
           </w:p>
         </w:tc>
@@ -1201,7 +1636,10 @@
           </w:tcPr>
           <w:p>
             <w:r>
-              <w:t>float</w:t>
+              <w:t>F</w:t>
+            </w:r>
+            <w:r>
+              <w:t>loat</w:t>
             </w:r>
           </w:p>
         </w:tc>
@@ -1287,7 +1725,10 @@
           </w:tcPr>
           <w:p>
             <w:r>
-              <w:t>float</w:t>
+              <w:t>F</w:t>
+            </w:r>
+            <w:r>
+              <w:t>loat</w:t>
             </w:r>
           </w:p>
         </w:tc>
@@ -1319,7 +1760,7 @@
           </w:tcPr>
           <w:p>
             <w:r>
-              <w:t>boolean</w:t>
+              <w:t>Boolean</w:t>
             </w:r>
           </w:p>
         </w:tc>
@@ -1351,7 +1792,10 @@
           </w:tcPr>
           <w:p>
             <w:r>
-              <w:t>string</w:t>
+              <w:t>S</w:t>
+            </w:r>
+            <w:r>
+              <w:t>tring</w:t>
             </w:r>
           </w:p>
         </w:tc>
@@ -1490,6 +1934,7 @@
         <w:rPr>
           <w:b/>
           <w:bCs/>
+          <w:noProof/>
         </w:rPr>
         <w:drawing>
           <wp:inline distT="0" distB="0" distL="0" distR="0" wp14:anchorId="67B7C642" wp14:editId="2D21D4F3">
@@ -1540,22 +1985,15 @@
           <w:b/>
           <w:bCs/>
         </w:rPr>
+        <w:lastRenderedPageBreak/>
         <w:t>CODIGO DE LA IA</w:t>
       </w:r>
-    </w:p>
-    <w:p>
-      <w:pPr>
-        <w:rPr>
-          <w:b/>
-          <w:bCs/>
-        </w:rPr>
-      </w:pPr>
       <w:r>
         <w:rPr>
           <w:b/>
           <w:bCs/>
+          <w:noProof/>
         </w:rPr>
-        <w:lastRenderedPageBreak/>
         <w:drawing>
           <wp:inline distT="0" distB="0" distL="0" distR="0" wp14:anchorId="0EF7A4BC" wp14:editId="4D777C17">
             <wp:extent cx="4146550" cy="8229600"/>
@@ -1604,6 +2042,7 @@
         <w:rPr>
           <w:b/>
           <w:bCs/>
+          <w:noProof/>
         </w:rPr>
         <w:lastRenderedPageBreak/>
         <w:drawing>
@@ -1657,21 +2096,12 @@
         </w:rPr>
         <w:t xml:space="preserve">Mi </w:t>
       </w:r>
-      <w:proofErr w:type="spellStart"/>
       <w:r>
         <w:rPr>
           <w:b/>
           <w:bCs/>
         </w:rPr>
-        <w:t>codigo</w:t>
-      </w:r>
-      <w:proofErr w:type="spellEnd"/>
-      <w:r>
-        <w:rPr>
-          <w:b/>
-          <w:bCs/>
-        </w:rPr>
-        <w:t>:</w:t>
+        <w:t>Código:</w:t>
       </w:r>
     </w:p>
     <w:p>
@@ -1686,11 +2116,18 @@
           <w:b/>
           <w:bCs/>
         </w:rPr>
-        <w:lastRenderedPageBreak/>
+        <w:t>:</w:t>
+      </w:r>
+      <w:r>
+        <w:rPr>
+          <w:b/>
+          <w:bCs/>
+          <w:noProof/>
+        </w:rPr>
         <w:drawing>
-          <wp:inline distT="0" distB="0" distL="0" distR="0" wp14:anchorId="6C1EB966" wp14:editId="790F9CA8">
-            <wp:extent cx="5486400" cy="6261100"/>
-            <wp:effectExtent l="0" t="0" r="0" b="6350"/>
+          <wp:inline distT="0" distB="0" distL="0" distR="0" wp14:anchorId="6C1EB966" wp14:editId="1B152A26">
+            <wp:extent cx="4281729" cy="4886325"/>
+            <wp:effectExtent l="0" t="0" r="5080" b="0"/>
             <wp:docPr id="978435350" name="Imagen 1"/>
             <wp:cNvGraphicFramePr>
               <a:graphicFrameLocks xmlns:a="http://schemas.openxmlformats.org/drawingml/2006/main" noChangeAspect="1"/>
@@ -1711,7 +2148,7 @@
                   <pic:spPr>
                     <a:xfrm>
                       <a:off x="0" y="0"/>
-                      <a:ext cx="5486400" cy="6261100"/>
+                      <a:ext cx="4283795" cy="4888683"/>
                     </a:xfrm>
                     <a:prstGeom prst="rect">
                       <a:avLst/>
@@ -1731,13 +2168,186 @@
           <w:bCs/>
         </w:rPr>
       </w:pPr>
+    </w:p>
+    <w:p>
+      <w:pPr>
+        <w:rPr>
+          <w:b/>
+          <w:bCs/>
+        </w:rPr>
+      </w:pPr>
+    </w:p>
+    <w:p>
+      <w:pPr>
+        <w:rPr>
+          <w:b/>
+          <w:bCs/>
+          <w:noProof/>
+        </w:rPr>
+      </w:pPr>
       <w:r>
         <w:rPr>
           <w:b/>
           <w:bCs/>
         </w:rPr>
+        <w:lastRenderedPageBreak/>
         <w:t>RECOMENDACIONES DE LA IA</w:t>
       </w:r>
+      <w:r>
+        <w:rPr>
+          <w:b/>
+          <w:bCs/>
+        </w:rPr>
+        <w:t>:</w:t>
+      </w:r>
+      <w:r>
+        <w:rPr>
+          <w:b/>
+          <w:bCs/>
+          <w:noProof/>
+        </w:rPr>
+        <w:t xml:space="preserve"> </w:t>
+      </w:r>
+    </w:p>
+    <w:p>
+      <w:pPr>
+        <w:rPr>
+          <w:b/>
+          <w:bCs/>
+          <w:noProof/>
+        </w:rPr>
+      </w:pPr>
+      <w:r>
+        <w:rPr>
+          <w:b/>
+          <w:bCs/>
+          <w:noProof/>
+        </w:rPr>
+        <w:drawing>
+          <wp:inline distT="0" distB="0" distL="0" distR="0" wp14:anchorId="18015ECA" wp14:editId="3470F01E">
+            <wp:extent cx="5486400" cy="3764915"/>
+            <wp:effectExtent l="0" t="0" r="0" b="6985"/>
+            <wp:docPr id="758253611" name="Imagen 1"/>
+            <wp:cNvGraphicFramePr>
+              <a:graphicFrameLocks xmlns:a="http://schemas.openxmlformats.org/drawingml/2006/main" noChangeAspect="1"/>
+            </wp:cNvGraphicFramePr>
+            <a:graphic xmlns:a="http://schemas.openxmlformats.org/drawingml/2006/main">
+              <a:graphicData uri="http://schemas.openxmlformats.org/drawingml/2006/picture">
+                <pic:pic xmlns:pic="http://schemas.openxmlformats.org/drawingml/2006/picture">
+                  <pic:nvPicPr>
+                    <pic:cNvPr id="758253611" name=""/>
+                    <pic:cNvPicPr/>
+                  </pic:nvPicPr>
+                  <pic:blipFill>
+                    <a:blip r:embed="rId10"/>
+                    <a:stretch>
+                      <a:fillRect/>
+                    </a:stretch>
+                  </pic:blipFill>
+                  <pic:spPr>
+                    <a:xfrm>
+                      <a:off x="0" y="0"/>
+                      <a:ext cx="5486400" cy="3764915"/>
+                    </a:xfrm>
+                    <a:prstGeom prst="rect">
+                      <a:avLst/>
+                    </a:prstGeom>
+                  </pic:spPr>
+                </pic:pic>
+              </a:graphicData>
+            </a:graphic>
+          </wp:inline>
+        </w:drawing>
+      </w:r>
+    </w:p>
+    <w:p>
+      <w:pPr>
+        <w:rPr>
+          <w:b/>
+          <w:bCs/>
+          <w:noProof/>
+        </w:rPr>
+      </w:pPr>
+    </w:p>
+    <w:p>
+      <w:pPr>
+        <w:rPr>
+          <w:b/>
+          <w:bCs/>
+        </w:rPr>
+      </w:pPr>
+    </w:p>
+    <w:p>
+      <w:pPr>
+        <w:rPr>
+          <w:b/>
+          <w:bCs/>
+        </w:rPr>
+      </w:pPr>
+    </w:p>
+    <w:p>
+      <w:pPr>
+        <w:rPr>
+          <w:b/>
+          <w:bCs/>
+        </w:rPr>
+      </w:pPr>
+    </w:p>
+    <w:p>
+      <w:pPr>
+        <w:rPr>
+          <w:b/>
+          <w:bCs/>
+        </w:rPr>
+      </w:pPr>
+    </w:p>
+    <w:p>
+      <w:pPr>
+        <w:rPr>
+          <w:b/>
+          <w:bCs/>
+        </w:rPr>
+      </w:pPr>
+    </w:p>
+    <w:p>
+      <w:pPr>
+        <w:rPr>
+          <w:b/>
+          <w:bCs/>
+        </w:rPr>
+      </w:pPr>
+    </w:p>
+    <w:p>
+      <w:pPr>
+        <w:rPr>
+          <w:b/>
+          <w:bCs/>
+        </w:rPr>
+      </w:pPr>
+    </w:p>
+    <w:p>
+      <w:pPr>
+        <w:rPr>
+          <w:b/>
+          <w:bCs/>
+        </w:rPr>
+      </w:pPr>
+    </w:p>
+    <w:p>
+      <w:pPr>
+        <w:rPr>
+          <w:b/>
+          <w:bCs/>
+        </w:rPr>
+      </w:pPr>
+    </w:p>
+    <w:p>
+      <w:pPr>
+        <w:rPr>
+          <w:b/>
+          <w:bCs/>
+        </w:rPr>
+      </w:pPr>
     </w:p>
     <w:p>
       <w:pPr>
@@ -1750,11 +2360,12 @@
         <w:rPr>
           <w:b/>
           <w:bCs/>
+          <w:noProof/>
         </w:rPr>
         <w:lastRenderedPageBreak/>
         <w:drawing>
-          <wp:inline distT="0" distB="0" distL="0" distR="0" wp14:anchorId="25E2827E" wp14:editId="19820E71">
-            <wp:extent cx="5486400" cy="4044315"/>
+          <wp:inline distT="0" distB="0" distL="0" distR="0" wp14:anchorId="2875AD02" wp14:editId="457AE424">
+            <wp:extent cx="5353050" cy="3946016"/>
             <wp:effectExtent l="0" t="0" r="0" b="0"/>
             <wp:docPr id="1555238790" name="Imagen 1"/>
             <wp:cNvGraphicFramePr>
@@ -1768,7 +2379,7 @@
                     <pic:cNvPicPr/>
                   </pic:nvPicPr>
                   <pic:blipFill>
-                    <a:blip r:embed="rId10"/>
+                    <a:blip r:embed="rId11"/>
                     <a:stretch>
                       <a:fillRect/>
                     </a:stretch>
@@ -1776,7 +2387,7 @@
                   <pic:spPr>
                     <a:xfrm>
                       <a:off x="0" y="0"/>
-                      <a:ext cx="5486400" cy="4044315"/>
+                      <a:ext cx="5356743" cy="3948738"/>
                     </a:xfrm>
                     <a:prstGeom prst="rect">
                       <a:avLst/>
@@ -1803,9 +2414,69 @@
         </w:rPr>
         <w:lastRenderedPageBreak/>
         <w:drawing>
-          <wp:inline distT="0" distB="0" distL="0" distR="0" wp14:anchorId="3D478118" wp14:editId="6F9C143B">
-            <wp:extent cx="5486400" cy="7069455"/>
+          <wp:inline distT="0" distB="0" distL="0" distR="0" wp14:anchorId="108C28B4" wp14:editId="4FF36DDA">
+            <wp:extent cx="5486400" cy="4786630"/>
             <wp:effectExtent l="0" t="0" r="0" b="0"/>
+            <wp:docPr id="33036228" name="Imagen 1"/>
+            <wp:cNvGraphicFramePr>
+              <a:graphicFrameLocks xmlns:a="http://schemas.openxmlformats.org/drawingml/2006/main" noChangeAspect="1"/>
+            </wp:cNvGraphicFramePr>
+            <a:graphic xmlns:a="http://schemas.openxmlformats.org/drawingml/2006/main">
+              <a:graphicData uri="http://schemas.openxmlformats.org/drawingml/2006/picture">
+                <pic:pic xmlns:pic="http://schemas.openxmlformats.org/drawingml/2006/picture">
+                  <pic:nvPicPr>
+                    <pic:cNvPr id="33036228" name=""/>
+                    <pic:cNvPicPr/>
+                  </pic:nvPicPr>
+                  <pic:blipFill>
+                    <a:blip r:embed="rId12"/>
+                    <a:stretch>
+                      <a:fillRect/>
+                    </a:stretch>
+                  </pic:blipFill>
+                  <pic:spPr>
+                    <a:xfrm>
+                      <a:off x="0" y="0"/>
+                      <a:ext cx="5486400" cy="4786630"/>
+                    </a:xfrm>
+                    <a:prstGeom prst="rect">
+                      <a:avLst/>
+                    </a:prstGeom>
+                  </pic:spPr>
+                </pic:pic>
+              </a:graphicData>
+            </a:graphic>
+          </wp:inline>
+        </w:drawing>
+      </w:r>
+    </w:p>
+    <w:p>
+      <w:pPr>
+        <w:rPr>
+          <w:b/>
+          <w:bCs/>
+          <w:noProof/>
+        </w:rPr>
+      </w:pPr>
+    </w:p>
+    <w:p>
+      <w:pPr>
+        <w:rPr>
+          <w:b/>
+          <w:bCs/>
+        </w:rPr>
+      </w:pPr>
+      <w:r>
+        <w:rPr>
+          <w:b/>
+          <w:bCs/>
+          <w:noProof/>
+        </w:rPr>
+        <w:lastRenderedPageBreak/>
+        <w:drawing>
+          <wp:inline distT="0" distB="0" distL="0" distR="0" wp14:anchorId="3D478118" wp14:editId="36695F08">
+            <wp:extent cx="3607287" cy="4648140"/>
+            <wp:effectExtent l="0" t="0" r="0" b="635"/>
             <wp:docPr id="1871328342" name="Imagen 1"/>
             <wp:cNvGraphicFramePr>
               <a:graphicFrameLocks xmlns:a="http://schemas.openxmlformats.org/drawingml/2006/main" noChangeAspect="1"/>
@@ -1818,7 +2489,7 @@
                     <pic:cNvPicPr/>
                   </pic:nvPicPr>
                   <pic:blipFill>
-                    <a:blip r:embed="rId11"/>
+                    <a:blip r:embed="rId13"/>
                     <a:stretch>
                       <a:fillRect/>
                     </a:stretch>
@@ -1826,7 +2497,7 @@
                   <pic:spPr>
                     <a:xfrm>
                       <a:off x="0" y="0"/>
-                      <a:ext cx="5486400" cy="7069455"/>
+                      <a:ext cx="3610864" cy="4652750"/>
                     </a:xfrm>
                     <a:prstGeom prst="rect">
                       <a:avLst/>
@@ -1846,12 +2517,78 @@
           <w:bCs/>
         </w:rPr>
       </w:pPr>
+    </w:p>
+    <w:p>
+      <w:pPr>
+        <w:rPr>
+          <w:b/>
+          <w:bCs/>
+        </w:rPr>
+      </w:pPr>
+    </w:p>
+    <w:p>
+      <w:pPr>
+        <w:rPr>
+          <w:b/>
+          <w:bCs/>
+        </w:rPr>
+      </w:pPr>
+    </w:p>
+    <w:p>
+      <w:pPr>
+        <w:rPr>
+          <w:b/>
+          <w:bCs/>
+        </w:rPr>
+      </w:pPr>
       <w:r>
         <w:rPr>
           <w:b/>
           <w:bCs/>
         </w:rPr>
         <w:lastRenderedPageBreak/>
+        <w:drawing>
+          <wp:inline distT="0" distB="0" distL="0" distR="0" wp14:anchorId="40DED2E6" wp14:editId="5E3BD2A6">
+            <wp:extent cx="5486400" cy="3954780"/>
+            <wp:effectExtent l="0" t="0" r="0" b="7620"/>
+            <wp:docPr id="1154722593" name="Imagen 1"/>
+            <wp:cNvGraphicFramePr>
+              <a:graphicFrameLocks xmlns:a="http://schemas.openxmlformats.org/drawingml/2006/main" noChangeAspect="1"/>
+            </wp:cNvGraphicFramePr>
+            <a:graphic xmlns:a="http://schemas.openxmlformats.org/drawingml/2006/main">
+              <a:graphicData uri="http://schemas.openxmlformats.org/drawingml/2006/picture">
+                <pic:pic xmlns:pic="http://schemas.openxmlformats.org/drawingml/2006/picture">
+                  <pic:nvPicPr>
+                    <pic:cNvPr id="1154722593" name=""/>
+                    <pic:cNvPicPr/>
+                  </pic:nvPicPr>
+                  <pic:blipFill>
+                    <a:blip r:embed="rId14"/>
+                    <a:stretch>
+                      <a:fillRect/>
+                    </a:stretch>
+                  </pic:blipFill>
+                  <pic:spPr>
+                    <a:xfrm>
+                      <a:off x="0" y="0"/>
+                      <a:ext cx="5486400" cy="3954780"/>
+                    </a:xfrm>
+                    <a:prstGeom prst="rect">
+                      <a:avLst/>
+                    </a:prstGeom>
+                  </pic:spPr>
+                </pic:pic>
+              </a:graphicData>
+            </a:graphic>
+          </wp:inline>
+        </w:drawing>
+      </w:r>
+      <w:r>
+        <w:rPr>
+          <w:b/>
+          <w:bCs/>
+          <w:noProof/>
+        </w:rPr>
         <w:drawing>
           <wp:inline distT="0" distB="0" distL="0" distR="0" wp14:anchorId="70414803" wp14:editId="571921B6">
             <wp:extent cx="5486400" cy="4109720"/>
@@ -1868,7 +2605,7 @@
                     <pic:cNvPicPr/>
                   </pic:nvPicPr>
                   <pic:blipFill>
-                    <a:blip r:embed="rId12"/>
+                    <a:blip r:embed="rId15"/>
                     <a:stretch>
                       <a:fillRect/>
                     </a:stretch>
@@ -1891,6 +2628,1036 @@
     </w:p>
     <w:p>
       <w:pPr>
+        <w:pStyle w:val="Ttulo1"/>
+      </w:pPr>
+      <w:r>
+        <w:lastRenderedPageBreak/>
+        <w:t>8</w:t>
+      </w:r>
+      <w:r>
+        <w:t xml:space="preserve">. </w:t>
+      </w:r>
+      <w:proofErr w:type="spellStart"/>
+      <w:r>
+        <w:t>tabla</w:t>
+      </w:r>
+      <w:proofErr w:type="spellEnd"/>
+      <w:r>
+        <w:t xml:space="preserve"> de </w:t>
+      </w:r>
+      <w:proofErr w:type="spellStart"/>
+      <w:r>
+        <w:t>pruebas</w:t>
+      </w:r>
+      <w:proofErr w:type="spellEnd"/>
+      <w:r>
+        <w:t>:</w:t>
+      </w:r>
+    </w:p>
+    <w:tbl>
+      <w:tblPr>
+        <w:tblW w:w="0" w:type="auto"/>
+        <w:tblCellSpacing w:w="15" w:type="dxa"/>
+        <w:tblBorders>
+          <w:top w:val="single" w:sz="4" w:space="0" w:color="auto"/>
+          <w:left w:val="single" w:sz="4" w:space="0" w:color="auto"/>
+          <w:bottom w:val="single" w:sz="4" w:space="0" w:color="auto"/>
+          <w:right w:val="single" w:sz="4" w:space="0" w:color="auto"/>
+          <w:insideH w:val="single" w:sz="4" w:space="0" w:color="auto"/>
+          <w:insideV w:val="single" w:sz="4" w:space="0" w:color="auto"/>
+        </w:tblBorders>
+        <w:tblCellMar>
+          <w:top w:w="15" w:type="dxa"/>
+          <w:left w:w="15" w:type="dxa"/>
+          <w:bottom w:w="15" w:type="dxa"/>
+          <w:right w:w="15" w:type="dxa"/>
+        </w:tblCellMar>
+        <w:tblLook w:val="04A0" w:firstRow="1" w:lastRow="0" w:firstColumn="1" w:lastColumn="0" w:noHBand="0" w:noVBand="1"/>
+      </w:tblPr>
+      <w:tblGrid>
+        <w:gridCol w:w="566"/>
+        <w:gridCol w:w="1951"/>
+        <w:gridCol w:w="2436"/>
+        <w:gridCol w:w="3677"/>
+      </w:tblGrid>
+      <w:tr>
+        <w:trPr>
+          <w:tblHeader/>
+          <w:tblCellSpacing w:w="15" w:type="dxa"/>
+        </w:trPr>
+        <w:tc>
+          <w:tcPr>
+            <w:tcW w:w="0" w:type="auto"/>
+            <w:vAlign w:val="center"/>
+            <w:hideMark/>
+          </w:tcPr>
+          <w:p>
+            <w:pPr>
+              <w:rPr>
+                <w:b/>
+                <w:bCs/>
+                <w:lang w:val="es-CO"/>
+              </w:rPr>
+            </w:pPr>
+            <w:r>
+              <w:rPr>
+                <w:b/>
+                <w:bCs/>
+                <w:lang w:val="es-CO"/>
+              </w:rPr>
+              <w:t>Caso</w:t>
+            </w:r>
+          </w:p>
+        </w:tc>
+        <w:tc>
+          <w:tcPr>
+            <w:tcW w:w="0" w:type="auto"/>
+            <w:vAlign w:val="center"/>
+            <w:hideMark/>
+          </w:tcPr>
+          <w:p>
+            <w:pPr>
+              <w:rPr>
+                <w:b/>
+                <w:bCs/>
+                <w:lang w:val="es-CO"/>
+              </w:rPr>
+            </w:pPr>
+            <w:r>
+              <w:rPr>
+                <w:b/>
+                <w:bCs/>
+                <w:lang w:val="es-CO"/>
+              </w:rPr>
+              <w:t>Entrada</w:t>
+            </w:r>
+          </w:p>
+        </w:tc>
+        <w:tc>
+          <w:tcPr>
+            <w:tcW w:w="0" w:type="auto"/>
+            <w:vAlign w:val="center"/>
+            <w:hideMark/>
+          </w:tcPr>
+          <w:p>
+            <w:pPr>
+              <w:rPr>
+                <w:b/>
+                <w:bCs/>
+                <w:lang w:val="es-CO"/>
+              </w:rPr>
+            </w:pPr>
+            <w:r>
+              <w:rPr>
+                <w:b/>
+                <w:bCs/>
+                <w:lang w:val="es-CO"/>
+              </w:rPr>
+              <w:t>Proceso esperado</w:t>
+            </w:r>
+          </w:p>
+        </w:tc>
+        <w:tc>
+          <w:tcPr>
+            <w:tcW w:w="0" w:type="auto"/>
+            <w:vAlign w:val="center"/>
+            <w:hideMark/>
+          </w:tcPr>
+          <w:p>
+            <w:pPr>
+              <w:rPr>
+                <w:b/>
+                <w:bCs/>
+                <w:lang w:val="es-CO"/>
+              </w:rPr>
+            </w:pPr>
+            <w:r>
+              <w:rPr>
+                <w:b/>
+                <w:bCs/>
+                <w:lang w:val="es-CO"/>
+              </w:rPr>
+              <w:t>Resultado esperado</w:t>
+            </w:r>
+          </w:p>
+        </w:tc>
+      </w:tr>
+      <w:tr>
+        <w:trPr>
+          <w:tblCellSpacing w:w="15" w:type="dxa"/>
+        </w:trPr>
+        <w:tc>
+          <w:tcPr>
+            <w:tcW w:w="0" w:type="auto"/>
+            <w:vAlign w:val="center"/>
+            <w:hideMark/>
+          </w:tcPr>
+          <w:p>
+            <w:pPr>
+              <w:rPr>
+                <w:lang w:val="es-CO"/>
+              </w:rPr>
+            </w:pPr>
+            <w:r>
+              <w:rPr>
+                <w:lang w:val="es-CO"/>
+              </w:rPr>
+              <w:t>1</w:t>
+            </w:r>
+          </w:p>
+        </w:tc>
+        <w:tc>
+          <w:tcPr>
+            <w:tcW w:w="0" w:type="auto"/>
+            <w:vAlign w:val="center"/>
+            <w:hideMark/>
+          </w:tcPr>
+          <w:p>
+            <w:pPr>
+              <w:rPr>
+                <w:lang w:val="es-CO"/>
+              </w:rPr>
+            </w:pPr>
+            <w:r>
+              <w:rPr>
+                <w:lang w:val="es-CO"/>
+              </w:rPr>
+              <w:t>Cantidad = 2</w:t>
+            </w:r>
+          </w:p>
+        </w:tc>
+        <w:tc>
+          <w:tcPr>
+            <w:tcW w:w="0" w:type="auto"/>
+            <w:vAlign w:val="center"/>
+            <w:hideMark/>
+          </w:tcPr>
+          <w:p>
+            <w:pPr>
+              <w:rPr>
+                <w:lang w:val="es-CO"/>
+              </w:rPr>
+            </w:pPr>
+            <w:r>
+              <w:rPr>
+                <w:lang w:val="es-CO"/>
+              </w:rPr>
+              <w:t>El sistema acepta el número</w:t>
+            </w:r>
+          </w:p>
+        </w:tc>
+        <w:tc>
+          <w:tcPr>
+            <w:tcW w:w="0" w:type="auto"/>
+            <w:vAlign w:val="center"/>
+            <w:hideMark/>
+          </w:tcPr>
+          <w:p>
+            <w:pPr>
+              <w:rPr>
+                <w:lang w:val="es-CO"/>
+              </w:rPr>
+            </w:pPr>
+            <w:r>
+              <w:rPr>
+                <w:lang w:val="es-CO"/>
+              </w:rPr>
+              <w:t>Continúa con el registro de estudiantes</w:t>
+            </w:r>
+          </w:p>
+        </w:tc>
+      </w:tr>
+      <w:tr>
+        <w:trPr>
+          <w:tblCellSpacing w:w="15" w:type="dxa"/>
+        </w:trPr>
+        <w:tc>
+          <w:tcPr>
+            <w:tcW w:w="0" w:type="auto"/>
+            <w:vAlign w:val="center"/>
+            <w:hideMark/>
+          </w:tcPr>
+          <w:p>
+            <w:pPr>
+              <w:rPr>
+                <w:lang w:val="es-CO"/>
+              </w:rPr>
+            </w:pPr>
+            <w:r>
+              <w:rPr>
+                <w:lang w:val="es-CO"/>
+              </w:rPr>
+              <w:t>2</w:t>
+            </w:r>
+          </w:p>
+        </w:tc>
+        <w:tc>
+          <w:tcPr>
+            <w:tcW w:w="0" w:type="auto"/>
+            <w:vAlign w:val="center"/>
+            <w:hideMark/>
+          </w:tcPr>
+          <w:p>
+            <w:pPr>
+              <w:rPr>
+                <w:lang w:val="es-CO"/>
+              </w:rPr>
+            </w:pPr>
+            <w:r>
+              <w:rPr>
+                <w:lang w:val="es-CO"/>
+              </w:rPr>
+              <w:t>Cantidad = "</w:t>
+            </w:r>
+            <w:proofErr w:type="spellStart"/>
+            <w:r>
+              <w:rPr>
+                <w:lang w:val="es-CO"/>
+              </w:rPr>
+              <w:t>abc</w:t>
+            </w:r>
+            <w:proofErr w:type="spellEnd"/>
+            <w:r>
+              <w:rPr>
+                <w:lang w:val="es-CO"/>
+              </w:rPr>
+              <w:t>"</w:t>
+            </w:r>
+          </w:p>
+        </w:tc>
+        <w:tc>
+          <w:tcPr>
+            <w:tcW w:w="0" w:type="auto"/>
+            <w:vAlign w:val="center"/>
+            <w:hideMark/>
+          </w:tcPr>
+          <w:p>
+            <w:pPr>
+              <w:rPr>
+                <w:lang w:val="es-CO"/>
+              </w:rPr>
+            </w:pPr>
+            <w:r>
+              <w:rPr>
+                <w:lang w:val="es-CO"/>
+              </w:rPr>
+              <w:t>El sistema detecta error</w:t>
+            </w:r>
+          </w:p>
+        </w:tc>
+        <w:tc>
+          <w:tcPr>
+            <w:tcW w:w="0" w:type="auto"/>
+            <w:vAlign w:val="center"/>
+            <w:hideMark/>
+          </w:tcPr>
+          <w:p>
+            <w:pPr>
+              <w:rPr>
+                <w:lang w:val="es-CO"/>
+              </w:rPr>
+            </w:pPr>
+            <w:r>
+              <w:rPr>
+                <w:lang w:val="es-CO"/>
+              </w:rPr>
+              <w:t>Muestra "por favor inserta un número válido"</w:t>
+            </w:r>
+          </w:p>
+        </w:tc>
+      </w:tr>
+      <w:tr>
+        <w:trPr>
+          <w:tblCellSpacing w:w="15" w:type="dxa"/>
+        </w:trPr>
+        <w:tc>
+          <w:tcPr>
+            <w:tcW w:w="0" w:type="auto"/>
+            <w:vAlign w:val="center"/>
+            <w:hideMark/>
+          </w:tcPr>
+          <w:p>
+            <w:pPr>
+              <w:rPr>
+                <w:lang w:val="es-CO"/>
+              </w:rPr>
+            </w:pPr>
+            <w:r>
+              <w:rPr>
+                <w:lang w:val="es-CO"/>
+              </w:rPr>
+              <w:t>3</w:t>
+            </w:r>
+          </w:p>
+        </w:tc>
+        <w:tc>
+          <w:tcPr>
+            <w:tcW w:w="0" w:type="auto"/>
+            <w:vAlign w:val="center"/>
+            <w:hideMark/>
+          </w:tcPr>
+          <w:p>
+            <w:pPr>
+              <w:rPr>
+                <w:lang w:val="es-CO"/>
+              </w:rPr>
+            </w:pPr>
+            <w:r>
+              <w:rPr>
+                <w:lang w:val="es-CO"/>
+              </w:rPr>
+              <w:t>Cantidad = -1</w:t>
+            </w:r>
+          </w:p>
+        </w:tc>
+        <w:tc>
+          <w:tcPr>
+            <w:tcW w:w="0" w:type="auto"/>
+            <w:vAlign w:val="center"/>
+            <w:hideMark/>
+          </w:tcPr>
+          <w:p>
+            <w:pPr>
+              <w:rPr>
+                <w:lang w:val="es-CO"/>
+              </w:rPr>
+            </w:pPr>
+            <w:r>
+              <w:rPr>
+                <w:lang w:val="es-CO"/>
+              </w:rPr>
+              <w:t>El sistema valida el número</w:t>
+            </w:r>
+          </w:p>
+        </w:tc>
+        <w:tc>
+          <w:tcPr>
+            <w:tcW w:w="0" w:type="auto"/>
+            <w:vAlign w:val="center"/>
+            <w:hideMark/>
+          </w:tcPr>
+          <w:p>
+            <w:pPr>
+              <w:rPr>
+                <w:lang w:val="es-CO"/>
+              </w:rPr>
+            </w:pPr>
+            <w:r>
+              <w:rPr>
+                <w:lang w:val="es-CO"/>
+              </w:rPr>
+              <w:t>Muestra "ingresa un número mayor que 0"</w:t>
+            </w:r>
+          </w:p>
+        </w:tc>
+      </w:tr>
+      <w:tr>
+        <w:trPr>
+          <w:tblCellSpacing w:w="15" w:type="dxa"/>
+        </w:trPr>
+        <w:tc>
+          <w:tcPr>
+            <w:tcW w:w="0" w:type="auto"/>
+            <w:vAlign w:val="center"/>
+            <w:hideMark/>
+          </w:tcPr>
+          <w:p>
+            <w:pPr>
+              <w:rPr>
+                <w:lang w:val="es-CO"/>
+              </w:rPr>
+            </w:pPr>
+            <w:r>
+              <w:rPr>
+                <w:lang w:val="es-CO"/>
+              </w:rPr>
+              <w:t>4</w:t>
+            </w:r>
+          </w:p>
+        </w:tc>
+        <w:tc>
+          <w:tcPr>
+            <w:tcW w:w="0" w:type="auto"/>
+            <w:vAlign w:val="center"/>
+            <w:hideMark/>
+          </w:tcPr>
+          <w:p>
+            <w:pPr>
+              <w:rPr>
+                <w:lang w:val="es-CO"/>
+              </w:rPr>
+            </w:pPr>
+            <w:r>
+              <w:rPr>
+                <w:lang w:val="es-CO"/>
+              </w:rPr>
+              <w:t>Nombre = Cristian</w:t>
+            </w:r>
+          </w:p>
+        </w:tc>
+        <w:tc>
+          <w:tcPr>
+            <w:tcW w:w="0" w:type="auto"/>
+            <w:vAlign w:val="center"/>
+            <w:hideMark/>
+          </w:tcPr>
+          <w:p>
+            <w:pPr>
+              <w:rPr>
+                <w:lang w:val="es-CO"/>
+              </w:rPr>
+            </w:pPr>
+            <w:r>
+              <w:rPr>
+                <w:lang w:val="es-CO"/>
+              </w:rPr>
+              <w:t>El sistema valida texto</w:t>
+            </w:r>
+          </w:p>
+        </w:tc>
+        <w:tc>
+          <w:tcPr>
+            <w:tcW w:w="0" w:type="auto"/>
+            <w:vAlign w:val="center"/>
+            <w:hideMark/>
+          </w:tcPr>
+          <w:p>
+            <w:pPr>
+              <w:rPr>
+                <w:lang w:val="es-CO"/>
+              </w:rPr>
+            </w:pPr>
+            <w:r>
+              <w:rPr>
+                <w:lang w:val="es-CO"/>
+              </w:rPr>
+              <w:t>Continúa con ingreso de notas</w:t>
+            </w:r>
+          </w:p>
+        </w:tc>
+      </w:tr>
+      <w:tr>
+        <w:trPr>
+          <w:tblCellSpacing w:w="15" w:type="dxa"/>
+        </w:trPr>
+        <w:tc>
+          <w:tcPr>
+            <w:tcW w:w="0" w:type="auto"/>
+            <w:vAlign w:val="center"/>
+            <w:hideMark/>
+          </w:tcPr>
+          <w:p>
+            <w:pPr>
+              <w:rPr>
+                <w:lang w:val="es-CO"/>
+              </w:rPr>
+            </w:pPr>
+            <w:r>
+              <w:rPr>
+                <w:lang w:val="es-CO"/>
+              </w:rPr>
+              <w:t>5</w:t>
+            </w:r>
+          </w:p>
+        </w:tc>
+        <w:tc>
+          <w:tcPr>
+            <w:tcW w:w="0" w:type="auto"/>
+            <w:vAlign w:val="center"/>
+            <w:hideMark/>
+          </w:tcPr>
+          <w:p>
+            <w:pPr>
+              <w:rPr>
+                <w:lang w:val="es-CO"/>
+              </w:rPr>
+            </w:pPr>
+            <w:r>
+              <w:rPr>
+                <w:lang w:val="es-CO"/>
+              </w:rPr>
+              <w:t>Nombre = Cristian123</w:t>
+            </w:r>
+          </w:p>
+        </w:tc>
+        <w:tc>
+          <w:tcPr>
+            <w:tcW w:w="0" w:type="auto"/>
+            <w:vAlign w:val="center"/>
+            <w:hideMark/>
+          </w:tcPr>
+          <w:p>
+            <w:pPr>
+              <w:rPr>
+                <w:lang w:val="es-CO"/>
+              </w:rPr>
+            </w:pPr>
+            <w:r>
+              <w:rPr>
+                <w:lang w:val="es-CO"/>
+              </w:rPr>
+              <w:t>Detecta caracteres no válidos</w:t>
+            </w:r>
+          </w:p>
+        </w:tc>
+        <w:tc>
+          <w:tcPr>
+            <w:tcW w:w="0" w:type="auto"/>
+            <w:vAlign w:val="center"/>
+            <w:hideMark/>
+          </w:tcPr>
+          <w:p>
+            <w:pPr>
+              <w:rPr>
+                <w:lang w:val="es-CO"/>
+              </w:rPr>
+            </w:pPr>
+            <w:r>
+              <w:rPr>
+                <w:lang w:val="es-CO"/>
+              </w:rPr>
+              <w:t>Muestra "por favor inserta datos válidos"</w:t>
+            </w:r>
+          </w:p>
+        </w:tc>
+      </w:tr>
+      <w:tr>
+        <w:trPr>
+          <w:tblCellSpacing w:w="15" w:type="dxa"/>
+        </w:trPr>
+        <w:tc>
+          <w:tcPr>
+            <w:tcW w:w="0" w:type="auto"/>
+            <w:vAlign w:val="center"/>
+            <w:hideMark/>
+          </w:tcPr>
+          <w:p>
+            <w:pPr>
+              <w:rPr>
+                <w:lang w:val="es-CO"/>
+              </w:rPr>
+            </w:pPr>
+            <w:r>
+              <w:rPr>
+                <w:lang w:val="es-CO"/>
+              </w:rPr>
+              <w:t>6</w:t>
+            </w:r>
+          </w:p>
+        </w:tc>
+        <w:tc>
+          <w:tcPr>
+            <w:tcW w:w="0" w:type="auto"/>
+            <w:vAlign w:val="center"/>
+            <w:hideMark/>
+          </w:tcPr>
+          <w:p>
+            <w:pPr>
+              <w:rPr>
+                <w:lang w:val="es-CO"/>
+              </w:rPr>
+            </w:pPr>
+            <w:r>
+              <w:rPr>
+                <w:lang w:val="es-CO"/>
+              </w:rPr>
+              <w:t>Nota = 4.5</w:t>
+            </w:r>
+          </w:p>
+        </w:tc>
+        <w:tc>
+          <w:tcPr>
+            <w:tcW w:w="0" w:type="auto"/>
+            <w:vAlign w:val="center"/>
+            <w:hideMark/>
+          </w:tcPr>
+          <w:p>
+            <w:pPr>
+              <w:rPr>
+                <w:lang w:val="es-CO"/>
+              </w:rPr>
+            </w:pPr>
+            <w:r>
+              <w:rPr>
+                <w:lang w:val="es-CO"/>
+              </w:rPr>
+              <w:t>Nota válida entre 1 y 5</w:t>
+            </w:r>
+          </w:p>
+        </w:tc>
+        <w:tc>
+          <w:tcPr>
+            <w:tcW w:w="0" w:type="auto"/>
+            <w:vAlign w:val="center"/>
+            <w:hideMark/>
+          </w:tcPr>
+          <w:p>
+            <w:pPr>
+              <w:rPr>
+                <w:lang w:val="es-CO"/>
+              </w:rPr>
+            </w:pPr>
+            <w:r>
+              <w:rPr>
+                <w:lang w:val="es-CO"/>
+              </w:rPr>
+              <w:t>Continúa con la siguiente nota</w:t>
+            </w:r>
+          </w:p>
+        </w:tc>
+      </w:tr>
+      <w:tr>
+        <w:trPr>
+          <w:tblCellSpacing w:w="15" w:type="dxa"/>
+        </w:trPr>
+        <w:tc>
+          <w:tcPr>
+            <w:tcW w:w="0" w:type="auto"/>
+            <w:vAlign w:val="center"/>
+            <w:hideMark/>
+          </w:tcPr>
+          <w:p>
+            <w:pPr>
+              <w:rPr>
+                <w:lang w:val="es-CO"/>
+              </w:rPr>
+            </w:pPr>
+            <w:r>
+              <w:rPr>
+                <w:lang w:val="es-CO"/>
+              </w:rPr>
+              <w:t>7</w:t>
+            </w:r>
+          </w:p>
+        </w:tc>
+        <w:tc>
+          <w:tcPr>
+            <w:tcW w:w="0" w:type="auto"/>
+            <w:vAlign w:val="center"/>
+            <w:hideMark/>
+          </w:tcPr>
+          <w:p>
+            <w:pPr>
+              <w:rPr>
+                <w:lang w:val="es-CO"/>
+              </w:rPr>
+            </w:pPr>
+            <w:r>
+              <w:rPr>
+                <w:lang w:val="es-CO"/>
+              </w:rPr>
+              <w:t>Nota = 7</w:t>
+            </w:r>
+          </w:p>
+        </w:tc>
+        <w:tc>
+          <w:tcPr>
+            <w:tcW w:w="0" w:type="auto"/>
+            <w:vAlign w:val="center"/>
+            <w:hideMark/>
+          </w:tcPr>
+          <w:p>
+            <w:pPr>
+              <w:rPr>
+                <w:lang w:val="es-CO"/>
+              </w:rPr>
+            </w:pPr>
+            <w:r>
+              <w:rPr>
+                <w:lang w:val="es-CO"/>
+              </w:rPr>
+              <w:t>Nota fuera de rango</w:t>
+            </w:r>
+          </w:p>
+        </w:tc>
+        <w:tc>
+          <w:tcPr>
+            <w:tcW w:w="0" w:type="auto"/>
+            <w:vAlign w:val="center"/>
+            <w:hideMark/>
+          </w:tcPr>
+          <w:p>
+            <w:pPr>
+              <w:rPr>
+                <w:lang w:val="es-CO"/>
+              </w:rPr>
+            </w:pPr>
+            <w:r>
+              <w:rPr>
+                <w:lang w:val="es-CO"/>
+              </w:rPr>
+              <w:t>Muestra "ingresa un dato entre 1 y 5"</w:t>
+            </w:r>
+          </w:p>
+        </w:tc>
+      </w:tr>
+      <w:tr>
+        <w:trPr>
+          <w:tblCellSpacing w:w="15" w:type="dxa"/>
+        </w:trPr>
+        <w:tc>
+          <w:tcPr>
+            <w:tcW w:w="0" w:type="auto"/>
+            <w:vAlign w:val="center"/>
+            <w:hideMark/>
+          </w:tcPr>
+          <w:p>
+            <w:pPr>
+              <w:rPr>
+                <w:lang w:val="es-CO"/>
+              </w:rPr>
+            </w:pPr>
+            <w:r>
+              <w:rPr>
+                <w:lang w:val="es-CO"/>
+              </w:rPr>
+              <w:t>8</w:t>
+            </w:r>
+          </w:p>
+        </w:tc>
+        <w:tc>
+          <w:tcPr>
+            <w:tcW w:w="0" w:type="auto"/>
+            <w:vAlign w:val="center"/>
+            <w:hideMark/>
+          </w:tcPr>
+          <w:p>
+            <w:pPr>
+              <w:rPr>
+                <w:lang w:val="es-CO"/>
+              </w:rPr>
+            </w:pPr>
+            <w:r>
+              <w:rPr>
+                <w:lang w:val="es-CO"/>
+              </w:rPr>
+              <w:t>Nota = "hola"</w:t>
+            </w:r>
+          </w:p>
+        </w:tc>
+        <w:tc>
+          <w:tcPr>
+            <w:tcW w:w="0" w:type="auto"/>
+            <w:vAlign w:val="center"/>
+            <w:hideMark/>
+          </w:tcPr>
+          <w:p>
+            <w:pPr>
+              <w:rPr>
+                <w:lang w:val="es-CO"/>
+              </w:rPr>
+            </w:pPr>
+            <w:r>
+              <w:rPr>
+                <w:lang w:val="es-CO"/>
+              </w:rPr>
+              <w:t>Detecta error de tipo</w:t>
+            </w:r>
+          </w:p>
+        </w:tc>
+        <w:tc>
+          <w:tcPr>
+            <w:tcW w:w="0" w:type="auto"/>
+            <w:vAlign w:val="center"/>
+            <w:hideMark/>
+          </w:tcPr>
+          <w:p>
+            <w:pPr>
+              <w:rPr>
+                <w:lang w:val="es-CO"/>
+              </w:rPr>
+            </w:pPr>
+            <w:r>
+              <w:rPr>
+                <w:lang w:val="es-CO"/>
+              </w:rPr>
+              <w:t>Muestra "ingrese un dato válido"</w:t>
+            </w:r>
+          </w:p>
+        </w:tc>
+      </w:tr>
+      <w:tr>
+        <w:trPr>
+          <w:tblCellSpacing w:w="15" w:type="dxa"/>
+        </w:trPr>
+        <w:tc>
+          <w:tcPr>
+            <w:tcW w:w="0" w:type="auto"/>
+            <w:vAlign w:val="center"/>
+            <w:hideMark/>
+          </w:tcPr>
+          <w:p>
+            <w:pPr>
+              <w:rPr>
+                <w:lang w:val="es-CO"/>
+              </w:rPr>
+            </w:pPr>
+            <w:r>
+              <w:rPr>
+                <w:lang w:val="es-CO"/>
+              </w:rPr>
+              <w:t>9</w:t>
+            </w:r>
+          </w:p>
+        </w:tc>
+        <w:tc>
+          <w:tcPr>
+            <w:tcW w:w="0" w:type="auto"/>
+            <w:vAlign w:val="center"/>
+            <w:hideMark/>
+          </w:tcPr>
+          <w:p>
+            <w:pPr>
+              <w:rPr>
+                <w:lang w:val="es-CO"/>
+              </w:rPr>
+            </w:pPr>
+            <w:r>
+              <w:rPr>
+                <w:lang w:val="es-CO"/>
+              </w:rPr>
+              <w:t>Notas = 4, 3, 5</w:t>
+            </w:r>
+          </w:p>
+        </w:tc>
+        <w:tc>
+          <w:tcPr>
+            <w:tcW w:w="0" w:type="auto"/>
+            <w:vAlign w:val="center"/>
+            <w:hideMark/>
+          </w:tcPr>
+          <w:p>
+            <w:pPr>
+              <w:rPr>
+                <w:lang w:val="es-CO"/>
+              </w:rPr>
+            </w:pPr>
+            <w:r>
+              <w:rPr>
+                <w:lang w:val="es-CO"/>
+              </w:rPr>
+              <w:t>Calcula promedio</w:t>
+            </w:r>
+          </w:p>
+        </w:tc>
+        <w:tc>
+          <w:tcPr>
+            <w:tcW w:w="0" w:type="auto"/>
+            <w:vAlign w:val="center"/>
+            <w:hideMark/>
+          </w:tcPr>
+          <w:p>
+            <w:pPr>
+              <w:rPr>
+                <w:lang w:val="es-CO"/>
+              </w:rPr>
+            </w:pPr>
+            <w:r>
+              <w:rPr>
+                <w:lang w:val="es-CO"/>
+              </w:rPr>
+              <w:t>Promedio = 4 → APROBÓ</w:t>
+            </w:r>
+          </w:p>
+        </w:tc>
+      </w:tr>
+      <w:tr>
+        <w:trPr>
+          <w:tblCellSpacing w:w="15" w:type="dxa"/>
+        </w:trPr>
+        <w:tc>
+          <w:tcPr>
+            <w:tcW w:w="0" w:type="auto"/>
+            <w:vAlign w:val="center"/>
+            <w:hideMark/>
+          </w:tcPr>
+          <w:p>
+            <w:pPr>
+              <w:rPr>
+                <w:lang w:val="es-CO"/>
+              </w:rPr>
+            </w:pPr>
+            <w:r>
+              <w:rPr>
+                <w:lang w:val="es-CO"/>
+              </w:rPr>
+              <w:t>10</w:t>
+            </w:r>
+          </w:p>
+        </w:tc>
+        <w:tc>
+          <w:tcPr>
+            <w:tcW w:w="0" w:type="auto"/>
+            <w:vAlign w:val="center"/>
+            <w:hideMark/>
+          </w:tcPr>
+          <w:p>
+            <w:pPr>
+              <w:rPr>
+                <w:lang w:val="es-CO"/>
+              </w:rPr>
+            </w:pPr>
+            <w:r>
+              <w:rPr>
+                <w:lang w:val="es-CO"/>
+              </w:rPr>
+              <w:t>Notas = 2, 2, 2</w:t>
+            </w:r>
+          </w:p>
+        </w:tc>
+        <w:tc>
+          <w:tcPr>
+            <w:tcW w:w="0" w:type="auto"/>
+            <w:vAlign w:val="center"/>
+            <w:hideMark/>
+          </w:tcPr>
+          <w:p>
+            <w:pPr>
+              <w:rPr>
+                <w:lang w:val="es-CO"/>
+              </w:rPr>
+            </w:pPr>
+            <w:r>
+              <w:rPr>
+                <w:lang w:val="es-CO"/>
+              </w:rPr>
+              <w:t>Calcula promedio</w:t>
+            </w:r>
+          </w:p>
+        </w:tc>
+        <w:tc>
+          <w:tcPr>
+            <w:tcW w:w="0" w:type="auto"/>
+            <w:vAlign w:val="center"/>
+            <w:hideMark/>
+          </w:tcPr>
+          <w:p>
+            <w:pPr>
+              <w:rPr>
+                <w:lang w:val="es-CO"/>
+              </w:rPr>
+            </w:pPr>
+            <w:r>
+              <w:rPr>
+                <w:lang w:val="es-CO"/>
+              </w:rPr>
+              <w:t>Promedio = 2 → NO APROBÓ</w:t>
+            </w:r>
+          </w:p>
+        </w:tc>
+      </w:tr>
+    </w:tbl>
+    <w:p/>
+    <w:p>
+      <w:pPr>
+        <w:rPr>
+          <w:b/>
+          <w:bCs/>
+        </w:rPr>
+      </w:pPr>
+    </w:p>
+    <w:p>
+      <w:pPr>
         <w:rPr>
           <w:b/>
           <w:bCs/>
@@ -1903,7 +3670,10 @@
       </w:pPr>
       <w:bookmarkStart w:id="10" w:name="_Toc224291443"/>
       <w:r>
-        <w:t xml:space="preserve">8. </w:t>
+        <w:t>9</w:t>
+      </w:r>
+      <w:r>
+        <w:t xml:space="preserve">. </w:t>
       </w:r>
       <w:proofErr w:type="spellStart"/>
       <w:r>
@@ -2733,7 +4503,6 @@
   <w:style w:type="character" w:default="1" w:styleId="Fuentedeprrafopredeter">
     <w:name w:val="Default Paragraph Font"/>
     <w:uiPriority w:val="1"/>
-    <w:semiHidden/>
     <w:unhideWhenUsed/>
   </w:style>
   <w:style w:type="table" w:default="1" w:styleId="Tablanormal">
